--- a/Study Guide template.docx
+++ b/Study Guide template.docx
@@ -2140,7 +2140,7 @@
             <w:sz w:val="16"/>
             <w:szCs w:val="16"/>
           </w:rPr>
-          <w:t>Imperial Learning Ltd</w:t>
+          <w:t>South London College Ltd</w:t>
         </w:r>
         <w:r>
           <w:rPr>
@@ -2175,7 +2175,7 @@
             <w:sz w:val="16"/>
             <w:szCs w:val="16"/>
           </w:rPr>
-          <w:t xml:space="preserve">                                                       Course Name                                                                           </w:t>
+          <w:t xml:space="preserve">                                                       Course Name                                                                  </w:t>
         </w:r>
         <w:r>
           <w:rPr>
@@ -2428,7 +2428,17 @@
             <w:sz w:val="16"/>
             <w:szCs w:val="16"/>
           </w:rPr>
-          <w:t xml:space="preserve"> Imperial Learning Ltd</w:t>
+          <w:t xml:space="preserve"> </w:t>
+        </w:r>
+        <w:r>
+          <w:rPr>
+            <w:rFonts w:ascii="Garamond" w:hAnsi="Garamond"/>
+            <w:color w:val="000000" w:themeColor="text1"/>
+            <w:spacing w:val="2"/>
+            <w:sz w:val="16"/>
+            <w:szCs w:val="16"/>
+          </w:rPr>
+          <w:t>South London College Ltd</w:t>
         </w:r>
       </w:p>
     </w:sdtContent>
@@ -13872,7 +13882,6 @@
   <w:style w:type="character" w:default="1" w:styleId="DefaultParagraphFont">
     <w:name w:val="Default Paragraph Font"/>
     <w:uiPriority w:val="1"/>
-    <w:semiHidden/>
     <w:unhideWhenUsed/>
   </w:style>
   <w:style w:type="table" w:default="1" w:styleId="TableNormal">
